--- a/doc.docx
+++ b/doc.docx
@@ -10555,7 +10555,7 @@
           <w:spacing w:val="0"/>
           <w:color w:val="0E0E0E"/>
         </w:rPr>
-        <w:t xml:space="preserve">LINS on/off</w:t>
+        <w:t xml:space="preserve">LIMS on/off</w:t>
       </w:r>
     </w:p>
     <w:p>
@@ -11903,7 +11903,7 @@
           <w:spacing w:val="0"/>
           <w:color w:val="0E0E0E"/>
         </w:rPr>
-        <w:t xml:space="preserve">18. Export, Printing, and LINS</w:t>
+        <w:t xml:space="preserve">18. Export, Printing, and LIMS</w:t>
       </w:r>
     </w:p>
     <w:p>
@@ -12005,7 +12005,7 @@
           <w:spacing w:val="0"/>
           <w:color w:val="0E0E0E"/>
         </w:rPr>
-        <w:t xml:space="preserve">export to LINS</w:t>
+        <w:t xml:space="preserve">export to LIMS</w:t>
       </w:r>
     </w:p>
     <w:p>
@@ -13131,65 +13131,65 @@
           <w:spacing w:val="0"/>
           <w:color w:val="0E0E0E"/>
         </w:rPr>
-        <w:t xml:space="preserve">LINS export:</w:t>
-      </w:r>
-    </w:p>
-    <w:p>
-      <w:pPr>
-        <w:ind w:left="720" w:first-line="-720"/>
-        <w:spacing w:after="80"/>
-      </w:pPr>
-      <w:r>
-        <w:rPr>
-          <w:rFonts w:ascii="Helvetica" w:hAnsi="Helvetica" w:cs="Helvetica"/>
-          <w:sz w:val="29"/>
-          <w:sz-cs w:val="29"/>
-          <w:color w:val="0E0E0E"/>
-        </w:rPr>
-        <w:t xml:space="preserve"/>
-        <w:tab/>
-        <w:t xml:space="preserve">•</w:t>
-        <w:tab/>
-        <w:t xml:space="preserve"/>
-      </w:r>
-      <w:r>
-        <w:rPr>
-          <w:rFonts w:ascii="Helvetica" w:hAnsi="Helvetica" w:cs="Helvetica"/>
-          <w:sz w:val="29"/>
-          <w:sz-cs w:val="29"/>
-          <w:spacing w:val="0"/>
-          <w:color w:val="0E0E0E"/>
-        </w:rPr>
-        <w:t xml:space="preserve">LINS export is required in addition to CSV and Excel</w:t>
-      </w:r>
-    </w:p>
-    <w:p>
-      <w:pPr>
-        <w:ind w:left="720" w:first-line="-720"/>
-        <w:spacing w:after="80"/>
-      </w:pPr>
-      <w:r>
-        <w:rPr>
-          <w:rFonts w:ascii="Helvetica" w:hAnsi="Helvetica" w:cs="Helvetica"/>
-          <w:sz w:val="29"/>
-          <w:sz-cs w:val="29"/>
-          <w:color w:val="0E0E0E"/>
-        </w:rPr>
-        <w:t xml:space="preserve"/>
-        <w:tab/>
-        <w:t xml:space="preserve">•</w:t>
-        <w:tab/>
-        <w:t xml:space="preserve"/>
-      </w:r>
-      <w:r>
-        <w:rPr>
-          <w:rFonts w:ascii="Helvetica" w:hAnsi="Helvetica" w:cs="Helvetica"/>
-          <w:sz w:val="29"/>
-          <w:sz-cs w:val="29"/>
-          <w:spacing w:val="0"/>
-          <w:color w:val="0E0E0E"/>
-        </w:rPr>
-        <w:t xml:space="preserve">the exact LINS export structure is not defined in this document yet and should be added when provided</w:t>
+        <w:t xml:space="preserve">LIMS export:</w:t>
+      </w:r>
+    </w:p>
+    <w:p>
+      <w:pPr>
+        <w:ind w:left="720" w:first-line="-720"/>
+        <w:spacing w:after="80"/>
+      </w:pPr>
+      <w:r>
+        <w:rPr>
+          <w:rFonts w:ascii="Helvetica" w:hAnsi="Helvetica" w:cs="Helvetica"/>
+          <w:sz w:val="29"/>
+          <w:sz-cs w:val="29"/>
+          <w:color w:val="0E0E0E"/>
+        </w:rPr>
+        <w:t xml:space="preserve"/>
+        <w:tab/>
+        <w:t xml:space="preserve">•</w:t>
+        <w:tab/>
+        <w:t xml:space="preserve"/>
+      </w:r>
+      <w:r>
+        <w:rPr>
+          <w:rFonts w:ascii="Helvetica" w:hAnsi="Helvetica" w:cs="Helvetica"/>
+          <w:sz w:val="29"/>
+          <w:sz-cs w:val="29"/>
+          <w:spacing w:val="0"/>
+          <w:color w:val="0E0E0E"/>
+        </w:rPr>
+        <w:t xml:space="preserve">LIMS integration/export is required in addition to CSV and Excel</w:t>
+      </w:r>
+    </w:p>
+    <w:p>
+      <w:pPr>
+        <w:ind w:left="720" w:first-line="-720"/>
+        <w:spacing w:after="80"/>
+      </w:pPr>
+      <w:r>
+        <w:rPr>
+          <w:rFonts w:ascii="Helvetica" w:hAnsi="Helvetica" w:cs="Helvetica"/>
+          <w:sz w:val="29"/>
+          <w:sz-cs w:val="29"/>
+          <w:color w:val="0E0E0E"/>
+        </w:rPr>
+        <w:t xml:space="preserve"/>
+        <w:tab/>
+        <w:t xml:space="preserve">•</w:t>
+        <w:tab/>
+        <w:t xml:space="preserve"/>
+      </w:r>
+      <w:r>
+        <w:rPr>
+          <w:rFonts w:ascii="Helvetica" w:hAnsi="Helvetica" w:cs="Helvetica"/>
+          <w:sz w:val="29"/>
+          <w:sz-cs w:val="29"/>
+          <w:spacing w:val="0"/>
+          <w:color w:val="0E0E0E"/>
+        </w:rPr>
+        <w:t xml:space="preserve">the exact LIMS format, transport, and implementation are left to BioEasy</w:t>
       </w:r>
     </w:p>
     <w:p>
@@ -17979,7 +17979,7 @@
           <w:spacing w:val="0"/>
           <w:color w:val="0E0E0E"/>
         </w:rPr>
-        <w:t xml:space="preserve">LINS export is also required, but its exact structure still needs to be added when provided</w:t>
+        <w:t xml:space="preserve">LIMS integration/export is also required, but its exact implementation is intentionally left to BioEasy</w:t>
       </w:r>
     </w:p>
     <w:sectPr/>
